--- a/data/revised_2026-10_full/tracked/v2/Biology/SS2.3_Plant_Gaseous_Exchange_and_Respiration/Biology_Plant_Gaseous_Exchange_and_Respiration_FinalExplanation_TeacherKey_TRACKED.docx
+++ b/data/revised_2026-10_full/tracked/v2/Biology/SS2.3_Plant_Gaseous_Exchange_and_Respiration/Biology_Plant_Gaseous_Exchange_and_Respiration_FinalExplanation_TeacherKey_TRACKED.docx
@@ -232,7 +232,7 @@
               </w:rPr>
               <w:t xml:space="preserve">This is your Final Explanation. Use everything you learned in Lessons 1 to 12 to answer the driving question: How do plants "breathe," and what happens inside their cells when they release the energy stored in food? Anchor your answers in the sukuma wiki (kale) bubble phenomenon from Mwalimu Njoroge's class in Nairobi: freshly cut leaves in warm water (about 42°C) gave streams of bubbles from specific spots, while leaves in cold water (about 15°C) gave far fewer. Write in full sentences in the space under each prompt. Use scientific words correctly, give evidence from your own observations and investigations, and explain WHY, not only WHAT. You may draw and label diagrams where a prompt asks. </w:t>
             </w:r>
-            <w:ins w:id="9001" w:author="Claude (AI) - proposed" w:date="2026-10-15T02:49:47Z">
+            <w:ins w:id="9001" w:author="Claude (AI) - proposed" w:date="2026-10-18T00:26:02Z">
               <w:r>
                 <w:rPr>
                   <w:rFonts w:ascii="Arial" w:cs="Arial" w:eastAsia="Arial" w:hAnsi="Arial"/>
@@ -357,7 +357,7 @@
               </w:rPr>
               <w:t xml:space="preserve">In Mwalimu Njoroge's class, bubbles streamed from specific spots on the submerged sukuma wiki leaf, not from the whole surface. (a) Name the structures on the leaf that these bubbles come from, and describe how they are built and where they are found on the leaf. (b) </w:t>
             </w:r>
-            <w:del w:id="9002" w:author="Claude (AI) - proposed" w:date="2026-10-15T02:49:47Z">
+            <w:del w:id="9002" w:author="Claude (AI) - proposed" w:date="2026-10-18T00:26:02Z">
               <w:r>
                 <w:rPr>
                   <w:rFonts w:ascii="Arial" w:cs="Arial" w:eastAsia="Arial" w:hAnsi="Arial"/>
@@ -372,7 +372,7 @@
                 <w:delText xml:space="preserve">Describe what makes each of these structures change between letting gas through and not letting gas through, using one of the two theories you studied about how this happens</w:delText>
               </w:r>
             </w:del>
-            <w:ins w:id="9003" w:author="Claude (AI) - proposed" w:date="2026-10-15T02:49:47Z">
+            <w:ins w:id="9003" w:author="Claude (AI) - proposed" w:date="2026-10-18T00:26:02Z">
               <w:r>
                 <w:rPr>
                   <w:rFonts w:ascii="Arial" w:cs="Arial" w:eastAsia="Arial" w:hAnsi="Arial"/>
@@ -530,7 +530,7 @@
               </w:rPr>
               <w:t xml:space="preserve">(a) Write the word equation or symbol equation for aerobic respiration and say where in the cell it happens. (b) Name the three stages of aerobic respiration and the part of the cell where each takes place. (c) Compare aerobic and anaerobic respiration in yeast: oxygen needed, products, and ATP yield per glucose. (d) </w:t>
             </w:r>
-            <w:del w:id="9004" w:author="Claude (AI) - proposed" w:date="2026-10-15T02:49:47Z">
+            <w:del w:id="9004" w:author="Claude (AI) - proposed" w:date="2026-10-18T00:26:02Z">
               <w:r>
                 <w:rPr>
                   <w:rFonts w:ascii="Arial" w:cs="Arial" w:eastAsia="Arial" w:hAnsi="Arial"/>
@@ -545,7 +545,7 @@
                 <w:delText xml:space="preserve">Describe one Kenyan example where anaerobic respiration is useful</w:delText>
               </w:r>
             </w:del>
-            <w:ins w:id="9005" w:author="Claude (AI) - proposed" w:date="2026-10-15T02:49:47Z">
+            <w:ins w:id="9005" w:author="Claude (AI) - proposed" w:date="2026-10-18T00:26:02Z">
               <w:r>
                 <w:rPr>
                   <w:rFonts w:ascii="Arial" w:cs="Arial" w:eastAsia="Arial" w:hAnsi="Arial"/>
@@ -606,7 +606,7 @@
               </w:rPr>
               <w:t xml:space="preserve">(a) Glucose + oxygen → carbon dioxide + water + energy. In symbols: C6H12O6 + 6O2 → 6CO2 + 6H2O + energy. It happens in the mitochondria, after the first stage in the cytoplasm. (b) Glycolysis happens in the cytoplasm. The Krebs cycle happens in the mitochondrial matrix. Oxidative phosphorylation happens on the inner mitochondrial membrane. (c) Aerobic respiration needs oxygen. It produces carbon dioxide and water and gives about 36 to 38 ATP per glucose. Anaerobic respiration in yeast happens without oxygen in the cytoplasm. It produces ethanol and carbon dioxide (C6H12O6 → 2C2H5OH + 2CO2 + energy) and gives only 2 ATP per glucose. (d) </w:t>
             </w:r>
-            <w:del w:id="9006" w:author="Claude (AI) - proposed" w:date="2026-10-15T02:49:47Z">
+            <w:del w:id="9006" w:author="Claude (AI) - proposed" w:date="2026-10-18T00:26:02Z">
               <w:r>
                 <w:rPr>
                   <w:rFonts w:ascii="Arial" w:cs="Arial" w:eastAsia="Arial" w:hAnsi="Arial"/>
@@ -621,7 +621,7 @@
                 <w:delText xml:space="preserve">Mandazi</w:delText>
               </w:r>
             </w:del>
-            <w:ins w:id="9007" w:author="Claude (AI) - proposed" w:date="2026-10-15T02:49:47Z">
+            <w:ins w:id="9007" w:author="Claude (AI) - proposed" w:date="2026-10-18T00:26:02Z">
               <w:r>
                 <w:rPr>
                   <w:rFonts w:ascii="Arial" w:cs="Arial" w:eastAsia="Arial" w:hAnsi="Arial"/>
@@ -649,7 +649,7 @@
               </w:rPr>
               <w:t xml:space="preserve"> dough rises because yeast ferments sugar without oxygen and the carbon dioxide forms gas pockets</w:t>
             </w:r>
-            <w:ins w:id="9008" w:author="Claude (AI) - proposed" w:date="2026-10-15T02:49:47Z">
+            <w:ins w:id="9008" w:author="Claude (AI) - proposed" w:date="2026-10-18T00:26:02Z">
               <w:r>
                 <w:rPr>
                   <w:rFonts w:ascii="Arial" w:cs="Arial" w:eastAsia="Arial" w:hAnsi="Arial"/>
@@ -677,7 +677,7 @@
               </w:rPr>
               <w:t xml:space="preserve">. Other examples are souring of uji</w:t>
             </w:r>
-            <w:del w:id="9009" w:author="Claude (AI) - proposed" w:date="2026-10-15T02:49:47Z">
+            <w:del w:id="9009" w:author="Claude (AI) - proposed" w:date="2026-10-18T00:26:02Z">
               <w:r>
                 <w:rPr>
                   <w:rFonts w:ascii="Arial" w:cs="Arial" w:eastAsia="Arial" w:hAnsi="Arial"/>
@@ -692,7 +692,7 @@
                 <w:delText xml:space="preserve">, brewing busaa</w:delText>
               </w:r>
             </w:del>
-            <w:ins w:id="9010" w:author="Claude (AI) - proposed" w:date="2026-10-15T02:49:47Z">
+            <w:ins w:id="9010" w:author="Claude (AI) - proposed" w:date="2026-10-18T00:26:02Z">
               <w:r>
                 <w:rPr>
                   <w:rFonts w:ascii="Arial" w:cs="Arial" w:eastAsia="Arial" w:hAnsi="Arial"/>
@@ -720,7 +720,7 @@
               </w:rPr>
               <w:t xml:space="preserve">, biogas digesters in Kisumu</w:t>
             </w:r>
-            <w:ins w:id="9011" w:author="Claude (AI) - proposed" w:date="2026-10-15T02:49:47Z">
+            <w:ins w:id="9011" w:author="Claude (AI) - proposed" w:date="2026-10-18T00:26:02Z">
               <w:r>
                 <w:rPr>
                   <w:rFonts w:ascii="Arial" w:cs="Arial" w:eastAsia="Arial" w:hAnsi="Arial"/>
@@ -748,7 +748,7 @@
               </w:rPr>
               <w:t xml:space="preserve">, and ethanol </w:t>
             </w:r>
-            <w:del w:id="9012" w:author="Claude (AI) - proposed" w:date="2026-10-15T02:49:47Z">
+            <w:del w:id="9012" w:author="Claude (AI) - proposed" w:date="2026-10-18T00:26:02Z">
               <w:r>
                 <w:rPr>
                   <w:rFonts w:ascii="Arial" w:cs="Arial" w:eastAsia="Arial" w:hAnsi="Arial"/>
@@ -763,7 +763,7 @@
                 <w:delText xml:space="preserve">production</w:delText>
               </w:r>
             </w:del>
-            <w:ins w:id="9013" w:author="Claude (AI) - proposed" w:date="2026-10-15T02:49:47Z">
+            <w:ins w:id="9013" w:author="Claude (AI) - proposed" w:date="2026-10-18T00:26:02Z">
               <w:r>
                 <w:rPr>
                   <w:rFonts w:ascii="Arial" w:cs="Arial" w:eastAsia="Arial" w:hAnsi="Arial"/>
@@ -888,7 +888,7 @@
               </w:rPr>
               <w:t xml:space="preserve">Compare the warm water (about 42°C) and cold water (about 15°C) results. (a) Explain</w:t>
             </w:r>
-            <w:del w:id="9014" w:author="Claude (AI) - proposed" w:date="2026-10-15T02:49:47Z">
+            <w:del w:id="9014" w:author="Claude (AI) - proposed" w:date="2026-10-18T00:26:02Z">
               <w:r>
                 <w:rPr>
                   <w:rFonts w:ascii="Arial" w:cs="Arial" w:eastAsia="Arial" w:hAnsi="Arial"/>
@@ -903,7 +903,7 @@
                 <w:delText xml:space="preserve">, using enzymes, why temperature changed</w:delText>
               </w:r>
             </w:del>
-            <w:ins w:id="9015" w:author="Claude (AI) - proposed" w:date="2026-10-15T02:49:47Z">
+            <w:ins w:id="9015" w:author="Claude (AI) - proposed" w:date="2026-10-18T00:26:02Z">
               <w:r>
                 <w:rPr>
                   <w:rFonts w:ascii="Arial" w:cs="Arial" w:eastAsia="Arial" w:hAnsi="Arial"/>
@@ -931,7 +931,7 @@
               </w:rPr>
               <w:t xml:space="preserve"> the number of bubbles</w:t>
             </w:r>
-            <w:ins w:id="9016" w:author="Claude (AI) - proposed" w:date="2026-10-15T02:49:47Z">
+            <w:ins w:id="9016" w:author="Claude (AI) - proposed" w:date="2026-10-18T00:26:02Z">
               <w:r>
                 <w:rPr>
                   <w:rFonts w:ascii="Arial" w:cs="Arial" w:eastAsia="Arial" w:hAnsi="Arial"/>
@@ -992,7 +992,7 @@
               </w:rPr>
               <w:t xml:space="preserve">(a) Respiration and photosynthesis are controlled by enzymes. In warm water the enzyme molecules and their substrate molecules have more kinetic energy and collide more often, so more reactions succeed each second</w:t>
             </w:r>
-            <w:del w:id="9017" w:author="Claude (AI) - proposed" w:date="2026-10-15T02:49:47Z">
+            <w:del w:id="9017" w:author="Claude (AI) - proposed" w:date="2026-10-18T00:26:02Z">
               <w:r>
                 <w:rPr>
                   <w:rFonts w:ascii="Arial" w:cs="Arial" w:eastAsia="Arial" w:hAnsi="Arial"/>
@@ -1007,7 +1007,7 @@
                 <w:delText xml:space="preserve">. More gas is produced and more bubbles appear</w:delText>
               </w:r>
             </w:del>
-            <w:ins w:id="9018" w:author="Claude (AI) - proposed" w:date="2026-10-15T02:49:47Z">
+            <w:ins w:id="9018" w:author="Claude (AI) - proposed" w:date="2026-10-18T00:26:02Z">
               <w:r>
                 <w:rPr>
                   <w:rFonts w:ascii="Arial" w:cs="Arial" w:eastAsia="Arial" w:hAnsi="Arial"/>
@@ -1035,7 +1035,7 @@
               </w:rPr>
               <w:t xml:space="preserve">. In cold water the enzymes work slowly, so </w:t>
             </w:r>
-            <w:del w:id="9019" w:author="Claude (AI) - proposed" w:date="2026-10-15T02:49:47Z">
+            <w:del w:id="9019" w:author="Claude (AI) - proposed" w:date="2026-10-18T00:26:02Z">
               <w:r>
                 <w:rPr>
                   <w:rFonts w:ascii="Arial" w:cs="Arial" w:eastAsia="Arial" w:hAnsi="Arial"/>
@@ -1050,7 +1050,7 @@
                 <w:delText xml:space="preserve">little</w:delText>
               </w:r>
             </w:del>
-            <w:ins w:id="9020" w:author="Claude (AI) - proposed" w:date="2026-10-15T02:49:47Z">
+            <w:ins w:id="9020" w:author="Claude (AI) - proposed" w:date="2026-10-18T00:26:02Z">
               <w:r>
                 <w:rPr>
                   <w:rFonts w:ascii="Arial" w:cs="Arial" w:eastAsia="Arial" w:hAnsi="Arial"/>
@@ -1078,7 +1078,7 @@
               </w:rPr>
               <w:t xml:space="preserve"> gas is made</w:t>
             </w:r>
-            <w:del w:id="9021" w:author="Claude (AI) - proposed" w:date="2026-10-15T02:49:47Z">
+            <w:del w:id="9021" w:author="Claude (AI) - proposed" w:date="2026-10-18T00:26:02Z">
               <w:r>
                 <w:rPr>
                   <w:rFonts w:ascii="Arial" w:cs="Arial" w:eastAsia="Arial" w:hAnsi="Arial"/>
@@ -1093,7 +1093,7 @@
                 <w:delText xml:space="preserve"> and few bubbles appear</w:delText>
               </w:r>
             </w:del>
-            <w:ins w:id="9022" w:author="Claude (AI) - proposed" w:date="2026-10-15T02:49:47Z">
+            <w:ins w:id="9022" w:author="Claude (AI) - proposed" w:date="2026-10-18T00:26:02Z">
               <w:r>
                 <w:rPr>
                   <w:rFonts w:ascii="Arial" w:cs="Arial" w:eastAsia="Arial" w:hAnsi="Arial"/>
@@ -1121,7 +1121,7 @@
               </w:rPr>
               <w:t xml:space="preserve">. (b) Carbon dioxide is made by cellular respiration in the mitochondria of mesophyll cells</w:t>
             </w:r>
-            <w:ins w:id="9023" w:author="Claude (AI) - proposed" w:date="2026-10-15T02:49:47Z">
+            <w:ins w:id="9023" w:author="Claude (AI) - proposed" w:date="2026-10-18T00:26:02Z">
               <w:r>
                 <w:rPr>
                   <w:rFonts w:ascii="Arial" w:cs="Arial" w:eastAsia="Arial" w:hAnsi="Arial"/>
@@ -1149,7 +1149,7 @@
               </w:rPr>
               <w:t xml:space="preserve">. Oxygen is made by photosynthesis in the chloroplasts, </w:t>
             </w:r>
-            <w:del w:id="9024" w:author="Claude (AI) - proposed" w:date="2026-10-15T02:49:47Z">
+            <w:del w:id="9024" w:author="Claude (AI) - proposed" w:date="2026-10-18T00:26:02Z">
               <w:r>
                 <w:rPr>
                   <w:rFonts w:ascii="Arial" w:cs="Arial" w:eastAsia="Arial" w:hAnsi="Arial"/>
@@ -1164,7 +1164,7 @@
                 <w:delText xml:space="preserve">but this needs light</w:delText>
               </w:r>
             </w:del>
-            <w:ins w:id="9025" w:author="Claude (AI) - proposed" w:date="2026-10-15T02:49:47Z">
+            <w:ins w:id="9025" w:author="Claude (AI) - proposed" w:date="2026-10-18T00:26:02Z">
               <w:r>
                 <w:rPr>
                   <w:rFonts w:ascii="Arial" w:cs="Arial" w:eastAsia="Arial" w:hAnsi="Arial"/>
@@ -1192,7 +1192,7 @@
               </w:rPr>
               <w:t xml:space="preserve">, so it only happens if the submerged leaf is lit. </w:t>
             </w:r>
-            <w:del w:id="9026" w:author="Claude (AI) - proposed" w:date="2026-10-15T02:49:47Z">
+            <w:del w:id="9026" w:author="Claude (AI) - proposed" w:date="2026-10-18T00:26:02Z">
               <w:r>
                 <w:rPr>
                   <w:rFonts w:ascii="Arial" w:cs="Arial" w:eastAsia="Arial" w:hAnsi="Arial"/>
@@ -1207,7 +1207,7 @@
                 <w:delText xml:space="preserve">Some CO2 from respiration would also dissolve in the water, so fewer CO2 bubbles would be seen than the amount actually made</w:delText>
               </w:r>
             </w:del>
-            <w:ins w:id="9027" w:author="Claude (AI) - proposed" w:date="2026-10-15T02:49:47Z">
+            <w:ins w:id="9027" w:author="Claude (AI) - proposed" w:date="2026-10-18T00:26:02Z">
               <w:r>
                 <w:rPr>
                   <w:rFonts w:ascii="Arial" w:cs="Arial" w:eastAsia="Arial" w:hAnsi="Arial"/>
@@ -1235,7 +1235,7 @@
               </w:rPr>
               <w:t xml:space="preserve">. We did not test the bubbles from the leaf (for example with limewater), so we cannot be certain of their contents. Our best explanation, based on the yeast evidence and what we know about leaf cells, is that the bubbles are mostly gas released from </w:t>
             </w:r>
-            <w:del w:id="9028" w:author="Claude (AI) - proposed" w:date="2026-10-15T02:49:47Z">
+            <w:del w:id="9028" w:author="Claude (AI) - proposed" w:date="2026-10-18T00:26:02Z">
               <w:r>
                 <w:rPr>
                   <w:rFonts w:ascii="Arial" w:cs="Arial" w:eastAsia="Arial" w:hAnsi="Arial"/>
@@ -1250,7 +1250,7 @@
                 <w:delText xml:space="preserve">leaf cells and</w:delText>
               </w:r>
             </w:del>
-            <w:ins w:id="9029" w:author="Claude (AI) - proposed" w:date="2026-10-15T02:49:47Z">
+            <w:ins w:id="9029" w:author="Claude (AI) - proposed" w:date="2026-10-18T00:26:02Z">
               <w:r>
                 <w:rPr>
                   <w:rFonts w:ascii="Arial" w:cs="Arial" w:eastAsia="Arial" w:hAnsi="Arial"/>
@@ -1278,7 +1278,7 @@
               </w:rPr>
               <w:t xml:space="preserve"> air spaces through the stomata, with CO2 from respiration and, in light, O2 from photosynthesis possibly contributing. (c) The Lesson 6 investigation tested temperature: yeast in warm sugar-cane juice produced significantly more CO2 bubbles per minute than yeast in cold water, so respiration rate increased with warmth, matching the sukuma wiki pattern. The Lesson 4 limewater test compared aerobic and anaerobic conditions</w:t>
             </w:r>
-            <w:del w:id="9030" w:author="Claude (AI) - proposed" w:date="2026-10-15T02:49:47Z">
+            <w:del w:id="9030" w:author="Claude (AI) - proposed" w:date="2026-10-18T00:26:02Z">
               <w:r>
                 <w:rPr>
                   <w:rFonts w:ascii="Arial" w:cs="Arial" w:eastAsia="Arial" w:hAnsi="Arial"/>
@@ -1293,7 +1293,7 @@
                 <w:delText xml:space="preserve">, not</w:delText>
               </w:r>
             </w:del>
-            <w:ins w:id="9031" w:author="Claude (AI) - proposed" w:date="2026-10-15T02:49:47Z">
+            <w:ins w:id="9031" w:author="Claude (AI) - proposed" w:date="2026-10-18T00:26:02Z">
               <w:r>
                 <w:rPr>
                   <w:rFonts w:ascii="Arial" w:cs="Arial" w:eastAsia="Arial" w:hAnsi="Arial"/>
@@ -1321,7 +1321,7 @@
               </w:rPr>
               <w:t xml:space="preserve"> temperature, so it shows that respiration makes CO2</w:t>
             </w:r>
-            <w:del w:id="9032" w:author="Claude (AI) - proposed" w:date="2026-10-15T02:49:47Z">
+            <w:del w:id="9032" w:author="Claude (AI) - proposed" w:date="2026-10-18T00:26:02Z">
               <w:r>
                 <w:rPr>
                   <w:rFonts w:ascii="Arial" w:cs="Arial" w:eastAsia="Arial" w:hAnsi="Arial"/>
@@ -1336,7 +1336,7 @@
                 <w:delText xml:space="preserve"> but does not itself show the temperature effect (though warming also made the limewater turn milky faster). The balloon bottles with different yeast concentrations also inflated because of CO2 from yeast, showing</w:delText>
               </w:r>
             </w:del>
-            <w:ins w:id="9033" w:author="Claude (AI) - proposed" w:date="2026-10-15T02:49:47Z">
+            <w:ins w:id="9033" w:author="Claude (AI) - proposed" w:date="2026-10-18T00:26:02Z">
               <w:r>
                 <w:rPr>
                   <w:rFonts w:ascii="Arial" w:cs="Arial" w:eastAsia="Arial" w:hAnsi="Arial"/>
@@ -1364,7 +1364,7 @@
               </w:rPr>
               <w:t xml:space="preserve"> that more yeast gave faster gas production, </w:t>
             </w:r>
-            <w:del w:id="9034" w:author="Claude (AI) - proposed" w:date="2026-10-15T02:49:47Z">
+            <w:del w:id="9034" w:author="Claude (AI) - proposed" w:date="2026-10-18T00:26:02Z">
               <w:r>
                 <w:rPr>
                   <w:rFonts w:ascii="Arial" w:cs="Arial" w:eastAsia="Arial" w:hAnsi="Arial"/>
@@ -1379,7 +1379,7 @@
                 <w:delText xml:space="preserve">but they did not vary</w:delText>
               </w:r>
             </w:del>
-            <w:ins w:id="9035" w:author="Claude (AI) - proposed" w:date="2026-10-15T02:49:47Z">
+            <w:ins w:id="9035" w:author="Claude (AI) - proposed" w:date="2026-10-18T00:26:02Z">
               <w:r>
                 <w:rPr>
                   <w:rFonts w:ascii="Arial" w:cs="Arial" w:eastAsia="Arial" w:hAnsi="Arial"/>
@@ -1407,7 +1407,7 @@
               </w:rPr>
               <w:t xml:space="preserve"> temperature. So</w:t>
             </w:r>
-            <w:ins w:id="9036" w:author="Claude (AI) - proposed" w:date="2026-10-15T02:49:47Z">
+            <w:ins w:id="9036" w:author="Claude (AI) - proposed" w:date="2026-10-18T00:26:02Z">
               <w:r>
                 <w:rPr>
                   <w:rFonts w:ascii="Arial" w:cs="Arial" w:eastAsia="Arial" w:hAnsi="Arial"/>
@@ -1435,7 +1435,7 @@
               </w:rPr>
               <w:t xml:space="preserve"> the Lesson 6 data support the idea that temperature controls respiration rate through enzyme activity</w:t>
             </w:r>
-            <w:ins w:id="9037" w:author="Claude (AI) - proposed" w:date="2026-10-15T02:49:47Z">
+            <w:ins w:id="9037" w:author="Claude (AI) - proposed" w:date="2026-10-18T00:26:02Z">
               <w:r>
                 <w:rPr>
                   <w:rFonts w:ascii="Arial" w:cs="Arial" w:eastAsia="Arial" w:hAnsi="Arial"/>
@@ -1560,7 +1560,7 @@
               </w:rPr>
               <w:t xml:space="preserve">(a) Explain how photosynthesis, gaseous exchange and respiration are linked in a sukuma wiki plant. Say what each process supplies to the others</w:t>
             </w:r>
-            <w:ins w:id="9038" w:author="Claude (AI) - proposed" w:date="2026-10-15T02:49:47Z">
+            <w:ins w:id="9038" w:author="Claude (AI) - proposed" w:date="2026-10-18T00:26:02Z">
               <w:r>
                 <w:rPr>
                   <w:rFonts w:ascii="Arial" w:cs="Arial" w:eastAsia="Arial" w:hAnsi="Arial"/>
@@ -1621,7 +1621,7 @@
               </w:rPr>
               <w:t xml:space="preserve">(a) Photosynthesis in the chloroplasts uses CO2 and water to make glucose and oxygen. Respiration in the mitochondria uses that glucose and oxygen to release energy as ATP, and its products are CO2 and water. The CO2 and water made by respiration are raw materials that photosynthesis can use, and the glucose and oxygen made by photosynthesis are the substrates that respiration uses, so the gases cycle in both directions between the two processes. Gaseous exchange structures such as stomata and lenticels let the gases enter and leave the plant, and guard cells control the openings</w:t>
             </w:r>
-            <w:ins w:id="9039" w:author="Claude (AI) - proposed" w:date="2026-10-15T02:49:47Z">
+            <w:ins w:id="9039" w:author="Claude (AI) - proposed" w:date="2026-10-18T00:26:02Z">
               <w:r>
                 <w:rPr>
                   <w:rFonts w:ascii="Arial" w:cs="Arial" w:eastAsia="Arial" w:hAnsi="Arial"/>
@@ -1779,7 +1779,7 @@
               </w:rPr>
               <w:t xml:space="preserve">The bubbles come from stomata, microscopic pores in the leaf surface, which is why they appear at specific spots and not over the whole leaf. Guard cells open each pore when K+ ions enter and water follows by osmosis, making them turgid. The gas in the bubbles comes from </w:t>
             </w:r>
-            <w:del w:id="9040" w:author="Claude (AI) - proposed" w:date="2026-10-15T02:49:47Z">
+            <w:del w:id="9040" w:author="Claude (AI) - proposed" w:date="2026-10-18T00:26:02Z">
               <w:r>
                 <w:rPr>
                   <w:rFonts w:ascii="Arial" w:cs="Arial" w:eastAsia="Arial" w:hAnsi="Arial"/>
@@ -1794,7 +1794,7 @@
                 <w:delText xml:space="preserve">the leaf's cells and air spaces and leaves</w:delText>
               </w:r>
             </w:del>
-            <w:ins w:id="9041" w:author="Claude (AI) - proposed" w:date="2026-10-15T02:49:47Z">
+            <w:ins w:id="9041" w:author="Claude (AI) - proposed" w:date="2026-10-18T00:26:02Z">
               <w:r>
                 <w:rPr>
                   <w:rFonts w:ascii="Arial" w:cs="Arial" w:eastAsia="Arial" w:hAnsi="Arial"/>
@@ -1822,7 +1822,7 @@
               </w:rPr>
               <w:t xml:space="preserve"> through the open stomata. Two gases are made in the leaf</w:t>
             </w:r>
-            <w:ins w:id="9042" w:author="Claude (AI) - proposed" w:date="2026-10-15T02:49:47Z">
+            <w:ins w:id="9042" w:author="Claude (AI) - proposed" w:date="2026-10-18T00:26:02Z">
               <w:r>
                 <w:rPr>
                   <w:rFonts w:ascii="Arial" w:cs="Arial" w:eastAsia="Arial" w:hAnsi="Arial"/>
@@ -1850,7 +1850,7 @@
               </w:rPr>
               <w:t xml:space="preserve">: carbon dioxide, made by aerobic respiration in the mitochondria of mesophyll cells (glycolysis, Krebs cycle and oxidative phosphorylation, giving about 36 to 38 ATP per glucose), and oxygen, made by photosynthesis in the chloroplasts, but only if the submerged leaf receives light. </w:t>
             </w:r>
-            <w:del w:id="9043" w:author="Claude (AI) - proposed" w:date="2026-10-15T02:49:47Z">
+            <w:del w:id="9043" w:author="Claude (AI) - proposed" w:date="2026-10-18T00:26:02Z">
               <w:r>
                 <w:rPr>
                   <w:rFonts w:ascii="Arial" w:cs="Arial" w:eastAsia="Arial" w:hAnsi="Arial"/>
@@ -1865,7 +1865,7 @@
                 <w:delText xml:space="preserve">Because some CO2 dissolves in the water, the bubbles may contain relatively less CO2 than the leaf produces. We</w:delText>
               </w:r>
             </w:del>
-            <w:ins w:id="9044" w:author="Claude (AI) - proposed" w:date="2026-10-15T02:49:47Z">
+            <w:ins w:id="9044" w:author="Claude (AI) - proposed" w:date="2026-10-18T00:26:02Z">
               <w:r>
                 <w:rPr>
                   <w:rFonts w:ascii="Arial" w:cs="Arial" w:eastAsia="Arial" w:hAnsi="Arial"/>
@@ -1893,7 +1893,7 @@
               </w:rPr>
               <w:t xml:space="preserve"> did not test the leaf bubbles directly, so this is our best explanation from the evidence of the unit rather than a proven fact. Warm water (about 42°C) gave more bubbles than cold water (about 15°C)</w:t>
             </w:r>
-            <w:del w:id="9045" w:author="Claude (AI) - proposed" w:date="2026-10-15T02:49:47Z">
+            <w:del w:id="9045" w:author="Claude (AI) - proposed" w:date="2026-10-18T00:26:02Z">
               <w:r>
                 <w:rPr>
                   <w:rFonts w:ascii="Arial" w:cs="Arial" w:eastAsia="Arial" w:hAnsi="Arial"/>
@@ -1908,7 +1908,7 @@
                 <w:delText xml:space="preserve"> because</w:delText>
               </w:r>
             </w:del>
-            <w:ins w:id="9046" w:author="Claude (AI) - proposed" w:date="2026-10-15T02:49:47Z">
+            <w:ins w:id="9046" w:author="Claude (AI) - proposed" w:date="2026-10-18T00:26:02Z">
               <w:r>
                 <w:rPr>
                   <w:rFonts w:ascii="Arial" w:cs="Arial" w:eastAsia="Arial" w:hAnsi="Arial"/>
@@ -1936,7 +1936,7 @@
               </w:rPr>
               <w:t xml:space="preserve"> higher temperature increases the kinetic energy of enzymes and substrates, so enzyme-controlled reactions such as respiration run faster and make more gas, as the </w:t>
             </w:r>
-            <w:ins w:id="9047" w:author="Claude (AI) - proposed" w:date="2026-10-15T02:49:47Z">
+            <w:ins w:id="9047" w:author="Claude (AI) - proposed" w:date="2026-10-18T00:26:02Z">
               <w:r>
                 <w:rPr>
                   <w:rFonts w:ascii="Arial" w:cs="Arial" w:eastAsia="Arial" w:hAnsi="Arial"/>
@@ -1964,7 +1964,7 @@
               </w:rPr>
               <w:t xml:space="preserve">warm and cold yeast results showed</w:t>
             </w:r>
-            <w:ins w:id="9048" w:author="Claude (AI) - proposed" w:date="2026-10-15T02:49:47Z">
+            <w:ins w:id="9048" w:author="Claude (AI) - proposed" w:date="2026-10-18T00:26:02Z">
               <w:r>
                 <w:rPr>
                   <w:rFonts w:ascii="Arial" w:cs="Arial" w:eastAsia="Arial" w:hAnsi="Arial"/>
@@ -1992,7 +1992,7 @@
               </w:rPr>
               <w:t xml:space="preserve">. Cold water slows the enzymes and reduces bubbles. Plants do 'breathe' in the sense that they continuously exchange gases with their environment through stomata, lenticels, the cuticle and pneumatophores, but they have no lungs. The real work is chemistry inside cells: respiration releases energy stored in glucose as ATP, the same chemistry as in all living cells, including those of a Rift Valley runner. If oxygen is missing, cells can release a smaller amount of energy (2 ATP per glucose) by anaerobic respiration. So a visible stream of bubbles from a sukuma wiki leaf is </w:t>
             </w:r>
-            <w:ins w:id="9049" w:author="Claude (AI) - proposed" w:date="2026-10-15T02:49:47Z">
+            <w:ins w:id="9049" w:author="Claude (AI) - proposed" w:date="2026-10-18T00:26:02Z">
               <w:r>
                 <w:rPr>
                   <w:rFonts w:ascii="Arial" w:cs="Arial" w:eastAsia="Arial" w:hAnsi="Arial"/>
@@ -2273,7 +2273,7 @@
               <w:spacing w:after="40" w:before="0"/>
               <w:jc w:val="left"/>
             </w:pPr>
-            <w:ins w:id="9050" w:author="Claude (AI) - proposed" w:date="2026-10-15T02:49:47Z">
+            <w:ins w:id="9050" w:author="Claude (AI) - proposed" w:date="2026-10-18T00:26:02Z">
               <w:r>
                 <w:rPr>
                   <w:rFonts w:ascii="Arial" w:cs="Arial" w:eastAsia="Arial" w:hAnsi="Arial"/>
@@ -2301,7 +2301,7 @@
               </w:rPr>
               <w:t xml:space="preserve">Names stomata, guard cells and the other sites correctly</w:t>
             </w:r>
-            <w:ins w:id="9051" w:author="Claude (AI) - proposed" w:date="2026-10-15T02:49:47Z">
+            <w:ins w:id="9051" w:author="Claude (AI) - proposed" w:date="2026-10-18T00:26:02Z">
               <w:r>
                 <w:rPr>
                   <w:rFonts w:ascii="Arial" w:cs="Arial" w:eastAsia="Arial" w:hAnsi="Arial"/>
@@ -2349,7 +2349,7 @@
               <w:spacing w:after="40" w:before="0"/>
               <w:jc w:val="left"/>
             </w:pPr>
-            <w:ins w:id="9052" w:author="Claude (AI) - proposed" w:date="2026-10-15T02:49:47Z">
+            <w:ins w:id="9052" w:author="Claude (AI) - proposed" w:date="2026-10-18T00:26:02Z">
               <w:r>
                 <w:rPr>
                   <w:rFonts w:ascii="Arial" w:cs="Arial" w:eastAsia="Arial" w:hAnsi="Arial"/>
@@ -2377,7 +2377,7 @@
               </w:rPr>
               <w:t xml:space="preserve">Names stomata and most sites </w:t>
             </w:r>
-            <w:ins w:id="9053" w:author="Claude (AI) - proposed" w:date="2026-10-15T02:49:47Z">
+            <w:ins w:id="9053" w:author="Claude (AI) - proposed" w:date="2026-10-18T00:26:02Z">
               <w:r>
                 <w:rPr>
                   <w:rFonts w:ascii="Arial" w:cs="Arial" w:eastAsia="Arial" w:hAnsi="Arial"/>
@@ -2405,7 +2405,7 @@
               </w:rPr>
               <w:t xml:space="preserve">and gives a</w:t>
             </w:r>
-            <w:ins w:id="9054" w:author="Claude (AI) - proposed" w:date="2026-10-15T02:49:47Z">
+            <w:ins w:id="9054" w:author="Claude (AI) - proposed" w:date="2026-10-18T00:26:02Z">
               <w:r>
                 <w:rPr>
                   <w:rFonts w:ascii="Arial" w:cs="Arial" w:eastAsia="Arial" w:hAnsi="Arial"/>
@@ -2433,7 +2433,7 @@
               </w:rPr>
               <w:t xml:space="preserve"> basic account of </w:t>
             </w:r>
-            <w:del w:id="9055" w:author="Claude (AI) - proposed" w:date="2026-10-15T02:49:47Z">
+            <w:del w:id="9055" w:author="Claude (AI) - proposed" w:date="2026-10-18T00:26:02Z">
               <w:r>
                 <w:rPr>
                   <w:rFonts w:ascii="Arial" w:cs="Arial" w:eastAsia="Arial" w:hAnsi="Arial"/>
@@ -2448,7 +2448,7 @@
                 <w:delText xml:space="preserve">guard cell opening</w:delText>
               </w:r>
             </w:del>
-            <w:ins w:id="9056" w:author="Claude (AI) - proposed" w:date="2026-10-15T02:49:47Z">
+            <w:ins w:id="9056" w:author="Claude (AI) - proposed" w:date="2026-10-18T00:26:02Z">
               <w:r>
                 <w:rPr>
                   <w:rFonts w:ascii="Arial" w:cs="Arial" w:eastAsia="Arial" w:hAnsi="Arial"/>
@@ -2496,7 +2496,7 @@
               <w:spacing w:after="40" w:before="0"/>
               <w:jc w:val="left"/>
             </w:pPr>
-            <w:ins w:id="9057" w:author="Claude (AI) - proposed" w:date="2026-10-15T02:49:47Z">
+            <w:ins w:id="9057" w:author="Claude (AI) - proposed" w:date="2026-10-18T00:26:02Z">
               <w:r>
                 <w:rPr>
                   <w:rFonts w:ascii="Arial" w:cs="Arial" w:eastAsia="Arial" w:hAnsi="Arial"/>
@@ -2524,7 +2524,7 @@
               </w:rPr>
               <w:t xml:space="preserve">Names few sites or says bubbles come from the whole leaf; </w:t>
             </w:r>
-            <w:del w:id="9058" w:author="Claude (AI) - proposed" w:date="2026-10-15T02:49:47Z">
+            <w:del w:id="9058" w:author="Claude (AI) - proposed" w:date="2026-10-18T00:26:02Z">
               <w:r>
                 <w:rPr>
                   <w:rFonts w:ascii="Arial" w:cs="Arial" w:eastAsia="Arial" w:hAnsi="Arial"/>
@@ -2539,7 +2539,7 @@
                 <w:delText xml:space="preserve">no mechanism for how pores open</w:delText>
               </w:r>
             </w:del>
-            <w:ins w:id="9059" w:author="Claude (AI) - proposed" w:date="2026-10-15T02:49:47Z">
+            <w:ins w:id="9059" w:author="Claude (AI) - proposed" w:date="2026-10-18T00:26:02Z">
               <w:r>
                 <w:rPr>
                   <w:rFonts w:ascii="Arial" w:cs="Arial" w:eastAsia="Arial" w:hAnsi="Arial"/>
@@ -2602,7 +2602,7 @@
               </w:rPr>
               <w:t xml:space="preserve">Cellular respiration content</w:t>
             </w:r>
-            <w:ins w:id="9060" w:author="Claude (AI) - proposed" w:date="2026-10-15T02:49:47Z">
+            <w:ins w:id="9060" w:author="Claude (AI) - proposed" w:date="2026-10-18T00:26:02Z">
               <w:r>
                 <w:rPr>
                   <w:rFonts w:ascii="Arial" w:cs="Arial" w:eastAsia="Arial" w:hAnsi="Arial"/>
@@ -2637,7 +2637,7 @@
               <w:spacing w:after="40" w:before="0"/>
               <w:jc w:val="left"/>
             </w:pPr>
-            <w:ins w:id="9061" w:author="Claude (AI) - proposed" w:date="2026-10-15T02:49:47Z">
+            <w:ins w:id="9061" w:author="Claude (AI) - proposed" w:date="2026-10-18T00:26:02Z">
               <w:r>
                 <w:rPr>
                   <w:rFonts w:ascii="Arial" w:cs="Arial" w:eastAsia="Arial" w:hAnsi="Arial"/>
@@ -2665,7 +2665,7 @@
               </w:rPr>
               <w:t xml:space="preserve">Gives correct equations, location of each stage, ATP yields (36 to 38 versus 2) and compares aerobic and anaerobic products accurately</w:t>
             </w:r>
-            <w:ins w:id="9062" w:author="Claude (AI) - proposed" w:date="2026-10-15T02:49:47Z">
+            <w:ins w:id="9062" w:author="Claude (AI) - proposed" w:date="2026-10-18T00:26:02Z">
               <w:r>
                 <w:rPr>
                   <w:rFonts w:ascii="Arial" w:cs="Arial" w:eastAsia="Arial" w:hAnsi="Arial"/>
@@ -2713,7 +2713,7 @@
               <w:spacing w:after="40" w:before="0"/>
               <w:jc w:val="left"/>
             </w:pPr>
-            <w:ins w:id="9063" w:author="Claude (AI) - proposed" w:date="2026-10-15T02:49:47Z">
+            <w:ins w:id="9063" w:author="Claude (AI) - proposed" w:date="2026-10-18T00:26:02Z">
               <w:r>
                 <w:rPr>
                   <w:rFonts w:ascii="Arial" w:cs="Arial" w:eastAsia="Arial" w:hAnsi="Arial"/>
@@ -2741,7 +2741,7 @@
               </w:rPr>
               <w:t xml:space="preserve">Gives correct equations and some locations or ATP figures, </w:t>
             </w:r>
-            <w:ins w:id="9064" w:author="Claude (AI) - proposed" w:date="2026-10-15T02:49:47Z">
+            <w:ins w:id="9064" w:author="Claude (AI) - proposed" w:date="2026-10-18T00:26:02Z">
               <w:r>
                 <w:rPr>
                   <w:rFonts w:ascii="Arial" w:cs="Arial" w:eastAsia="Arial" w:hAnsi="Arial"/>
@@ -2789,7 +2789,7 @@
               <w:spacing w:after="40" w:before="0"/>
               <w:jc w:val="left"/>
             </w:pPr>
-            <w:ins w:id="9065" w:author="Claude (AI) - proposed" w:date="2026-10-15T02:49:47Z">
+            <w:ins w:id="9065" w:author="Claude (AI) - proposed" w:date="2026-10-18T00:26:02Z">
               <w:r>
                 <w:rPr>
                   <w:rFonts w:ascii="Arial" w:cs="Arial" w:eastAsia="Arial" w:hAnsi="Arial"/>
@@ -2817,7 +2817,7 @@
               </w:rPr>
               <w:t xml:space="preserve">Confuses the products or conditions of aerobic and anaerobic respiration, or omits equations</w:t>
             </w:r>
-            <w:ins w:id="9066" w:author="Claude (AI) - proposed" w:date="2026-10-15T02:49:47Z">
+            <w:ins w:id="9066" w:author="Claude (AI) - proposed" w:date="2026-10-18T00:26:02Z">
               <w:r>
                 <w:rPr>
                   <w:rFonts w:ascii="Arial" w:cs="Arial" w:eastAsia="Arial" w:hAnsi="Arial"/>
@@ -2900,7 +2900,7 @@
               <w:spacing w:after="40" w:before="0"/>
               <w:jc w:val="left"/>
             </w:pPr>
-            <w:ins w:id="9067" w:author="Claude (AI) - proposed" w:date="2026-10-15T02:49:47Z">
+            <w:ins w:id="9067" w:author="Claude (AI) - proposed" w:date="2026-10-18T00:26:02Z">
               <w:r>
                 <w:rPr>
                   <w:rFonts w:ascii="Arial" w:cs="Arial" w:eastAsia="Arial" w:hAnsi="Arial"/>
@@ -2928,7 +2928,7 @@
               </w:rPr>
               <w:t xml:space="preserve">Uses data from the sukuma wiki and yeast investigations, matches each investigation to what it actually tested, is honest about what was not tested</w:t>
             </w:r>
-            <w:ins w:id="9068" w:author="Claude (AI) - proposed" w:date="2026-10-15T02:49:47Z">
+            <w:ins w:id="9068" w:author="Claude (AI) - proposed" w:date="2026-10-18T00:26:02Z">
               <w:r>
                 <w:rPr>
                   <w:rFonts w:ascii="Arial" w:cs="Arial" w:eastAsia="Arial" w:hAnsi="Arial"/>
@@ -2956,7 +2956,7 @@
               </w:rPr>
               <w:t xml:space="preserve">, and explains the temperature effect through enzyme kinetic energy and collisions</w:t>
             </w:r>
-            <w:ins w:id="9069" w:author="Claude (AI) - proposed" w:date="2026-10-15T02:49:47Z">
+            <w:ins w:id="9069" w:author="Claude (AI) - proposed" w:date="2026-10-18T00:26:02Z">
               <w:r>
                 <w:rPr>
                   <w:rFonts w:ascii="Arial" w:cs="Arial" w:eastAsia="Arial" w:hAnsi="Arial"/>
@@ -3004,7 +3004,7 @@
               <w:spacing w:after="40" w:before="0"/>
               <w:jc w:val="left"/>
             </w:pPr>
-            <w:ins w:id="9070" w:author="Claude (AI) - proposed" w:date="2026-10-15T02:49:47Z">
+            <w:ins w:id="9070" w:author="Claude (AI) - proposed" w:date="2026-10-18T00:26:02Z">
               <w:r>
                 <w:rPr>
                   <w:rFonts w:ascii="Arial" w:cs="Arial" w:eastAsia="Arial" w:hAnsi="Arial"/>
@@ -3032,7 +3032,7 @@
               </w:rPr>
               <w:t xml:space="preserve">States that warmth speeds up reactions and cites </w:t>
             </w:r>
-            <w:del w:id="9071" w:author="Claude (AI) - proposed" w:date="2026-10-15T02:49:47Z">
+            <w:del w:id="9071" w:author="Claude (AI) - proposed" w:date="2026-10-18T00:26:02Z">
               <w:r>
                 <w:rPr>
                   <w:rFonts w:ascii="Arial" w:cs="Arial" w:eastAsia="Arial" w:hAnsi="Arial"/>
@@ -3047,7 +3047,7 @@
                 <w:delText xml:space="preserve">some evidence</w:delText>
               </w:r>
             </w:del>
-            <w:ins w:id="9072" w:author="Claude (AI) - proposed" w:date="2026-10-15T02:49:47Z">
+            <w:ins w:id="9072" w:author="Claude (AI) - proposed" w:date="2026-10-18T00:26:02Z">
               <w:r>
                 <w:rPr>
                   <w:rFonts w:ascii="Arial" w:cs="Arial" w:eastAsia="Arial" w:hAnsi="Arial"/>
@@ -3075,7 +3075,7 @@
               </w:rPr>
               <w:t xml:space="preserve">, with limited reasoning</w:t>
             </w:r>
-            <w:ins w:id="9073" w:author="Claude (AI) - proposed" w:date="2026-10-15T02:49:47Z">
+            <w:ins w:id="9073" w:author="Claude (AI) - proposed" w:date="2026-10-18T00:26:02Z">
               <w:r>
                 <w:rPr>
                   <w:rFonts w:ascii="Arial" w:cs="Arial" w:eastAsia="Arial" w:hAnsi="Arial"/>
@@ -3123,7 +3123,7 @@
               <w:spacing w:after="40" w:before="0"/>
               <w:jc w:val="left"/>
             </w:pPr>
-            <w:ins w:id="9074" w:author="Claude (AI) - proposed" w:date="2026-10-15T02:49:47Z">
+            <w:ins w:id="9074" w:author="Claude (AI) - proposed" w:date="2026-10-18T00:26:02Z">
               <w:r>
                 <w:rPr>
                   <w:rFonts w:ascii="Arial" w:cs="Arial" w:eastAsia="Arial" w:hAnsi="Arial"/>
@@ -3151,7 +3151,7 @@
               </w:rPr>
               <w:t xml:space="preserve">States the temperature effect without evidence or reasoning</w:t>
             </w:r>
-            <w:ins w:id="9075" w:author="Claude (AI) - proposed" w:date="2026-10-15T02:49:47Z">
+            <w:ins w:id="9075" w:author="Claude (AI) - proposed" w:date="2026-10-18T00:26:02Z">
               <w:r>
                 <w:rPr>
                   <w:rFonts w:ascii="Arial" w:cs="Arial" w:eastAsia="Arial" w:hAnsi="Arial"/>
@@ -3234,7 +3234,7 @@
               <w:spacing w:after="40" w:before="0"/>
               <w:jc w:val="left"/>
             </w:pPr>
-            <w:ins w:id="9076" w:author="Claude (AI) - proposed" w:date="2026-10-15T02:49:47Z">
+            <w:ins w:id="9076" w:author="Claude (AI) - proposed" w:date="2026-10-18T00:26:02Z">
               <w:r>
                 <w:rPr>
                   <w:rFonts w:ascii="Arial" w:cs="Arial" w:eastAsia="Arial" w:hAnsi="Arial"/>
@@ -3262,7 +3262,7 @@
               </w:rPr>
               <w:t xml:space="preserve">Clearly shows the two-way flow of CO2, water, O2 and glucose, corrects the misconception, </w:t>
             </w:r>
-            <w:del w:id="9077" w:author="Claude (AI) - proposed" w:date="2026-10-15T02:49:47Z">
+            <w:del w:id="9077" w:author="Claude (AI) - proposed" w:date="2026-10-18T00:26:02Z">
               <w:r>
                 <w:rPr>
                   <w:rFonts w:ascii="Arial" w:cs="Arial" w:eastAsia="Arial" w:hAnsi="Arial"/>
@@ -3290,7 +3290,7 @@
               </w:rPr>
               <w:t xml:space="preserve">links the cell level to the whole leaf</w:t>
             </w:r>
-            <w:ins w:id="9078" w:author="Claude (AI) - proposed" w:date="2026-10-15T02:49:47Z">
+            <w:ins w:id="9078" w:author="Claude (AI) - proposed" w:date="2026-10-18T00:26:02Z">
               <w:r>
                 <w:rPr>
                   <w:rFonts w:ascii="Arial" w:cs="Arial" w:eastAsia="Arial" w:hAnsi="Arial"/>
@@ -3338,7 +3338,7 @@
               <w:spacing w:after="40" w:before="0"/>
               <w:jc w:val="left"/>
             </w:pPr>
-            <w:ins w:id="9079" w:author="Claude (AI) - proposed" w:date="2026-10-15T02:49:47Z">
+            <w:ins w:id="9079" w:author="Claude (AI) - proposed" w:date="2026-10-18T00:26:02Z">
               <w:r>
                 <w:rPr>
                   <w:rFonts w:ascii="Arial" w:cs="Arial" w:eastAsia="Arial" w:hAnsi="Arial"/>
@@ -3366,7 +3366,7 @@
               </w:rPr>
               <w:t xml:space="preserve">Describes the link between the processes</w:t>
             </w:r>
-            <w:ins w:id="9080" w:author="Claude (AI) - proposed" w:date="2026-10-15T02:49:47Z">
+            <w:ins w:id="9080" w:author="Claude (AI) - proposed" w:date="2026-10-18T00:26:02Z">
               <w:r>
                 <w:rPr>
                   <w:rFonts w:ascii="Arial" w:cs="Arial" w:eastAsia="Arial" w:hAnsi="Arial"/>
@@ -3394,7 +3394,7 @@
               </w:rPr>
               <w:t xml:space="preserve">, with the cell-to-leaf connection </w:t>
             </w:r>
-            <w:ins w:id="9081" w:author="Claude (AI) - proposed" w:date="2026-10-15T02:49:47Z">
+            <w:ins w:id="9081" w:author="Claude (AI) - proposed" w:date="2026-10-18T00:26:02Z">
               <w:r>
                 <w:rPr>
                   <w:rFonts w:ascii="Arial" w:cs="Arial" w:eastAsia="Arial" w:hAnsi="Arial"/>
@@ -3442,7 +3442,7 @@
               <w:spacing w:after="40" w:before="0"/>
               <w:jc w:val="left"/>
             </w:pPr>
-            <w:del w:id="9082" w:author="Claude (AI) - proposed" w:date="2026-10-15T02:49:47Z">
+            <w:del w:id="9082" w:author="Claude (AI) - proposed" w:date="2026-10-18T00:26:02Z">
               <w:r>
                 <w:rPr>
                   <w:rFonts w:ascii="Arial" w:cs="Arial" w:eastAsia="Arial" w:hAnsi="Arial"/>
@@ -3457,7 +3457,7 @@
                 <w:delText xml:space="preserve">Treats</w:delText>
               </w:r>
             </w:del>
-            <w:ins w:id="9083" w:author="Claude (AI) - proposed" w:date="2026-10-15T02:49:47Z">
+            <w:ins w:id="9083" w:author="Claude (AI) - proposed" w:date="2026-10-18T00:26:02Z">
               <w:r>
                 <w:rPr>
                   <w:rFonts w:ascii="Arial" w:cs="Arial" w:eastAsia="Arial" w:hAnsi="Arial"/>
@@ -3540,7 +3540,7 @@
               <w:spacing w:after="40" w:before="0"/>
               <w:jc w:val="left"/>
             </w:pPr>
-            <w:ins w:id="9084" w:author="Claude (AI) - proposed" w:date="2026-10-15T02:49:47Z">
+            <w:ins w:id="9084" w:author="Claude (AI) - proposed" w:date="2026-10-18T00:26:02Z">
               <w:r>
                 <w:rPr>
                   <w:rFonts w:ascii="Arial" w:cs="Arial" w:eastAsia="Arial" w:hAnsi="Arial"/>
@@ -3588,7 +3588,7 @@
               <w:spacing w:after="40" w:before="0"/>
               <w:jc w:val="left"/>
             </w:pPr>
-            <w:ins w:id="9085" w:author="Claude (AI) - proposed" w:date="2026-10-15T02:49:47Z">
+            <w:ins w:id="9085" w:author="Claude (AI) - proposed" w:date="2026-10-18T00:26:02Z">
               <w:r>
                 <w:rPr>
                   <w:rFonts w:ascii="Arial" w:cs="Arial" w:eastAsia="Arial" w:hAnsi="Arial"/>
@@ -3636,7 +3636,7 @@
               <w:spacing w:after="40" w:before="0"/>
               <w:jc w:val="left"/>
             </w:pPr>
-            <w:ins w:id="9086" w:author="Claude (AI) - proposed" w:date="2026-10-15T02:49:47Z">
+            <w:ins w:id="9086" w:author="Claude (AI) - proposed" w:date="2026-10-18T00:26:02Z">
               <w:r>
                 <w:rPr>
                   <w:rFonts w:ascii="Arial" w:cs="Arial" w:eastAsia="Arial" w:hAnsi="Arial"/>
@@ -3786,7 +3786,7 @@
         </w:rPr>
         <w:t xml:space="preserve">© 2026 SeaVuria and ARES. This work is licensed under a </w:t>
       </w:r>
-      <w:hyperlink w:history="1" r:id="rIdj86gnhpga_axclhhivasu">
+      <w:hyperlink w:history="1" r:id="rIduaky3fp-k5liqsy0g6z9u">
         <w:r>
           <w:rPr>
             <w:rFonts w:ascii="Arial" w:cs="Arial" w:eastAsia="Arial" w:hAnsi="Arial"/>
@@ -3806,7 +3806,7 @@
         </w:rPr>
         <w:t xml:space="preserve"> (</w:t>
       </w:r>
-      <w:hyperlink w:history="1" r:id="rIdisgickxva02sf5kffoggr">
+      <w:hyperlink w:history="1" r:id="rIdsynzw-awn3g_9lkm9tuc7">
         <w:r>
           <w:rPr>
             <w:rFonts w:ascii="Arial" w:cs="Arial" w:eastAsia="Arial" w:hAnsi="Arial"/>
@@ -3826,7 +3826,7 @@
         </w:rPr>
         <w:t xml:space="preserve">). To view a copy of this license, visit </w:t>
       </w:r>
-      <w:hyperlink w:history="1" r:id="rIdumy7jn3wfrlk0ep8iwxcr">
+      <w:hyperlink w:history="1" r:id="rIdlxmgewpihyefyft1au1vm">
         <w:r>
           <w:rPr>
             <w:rFonts w:ascii="Arial" w:cs="Arial" w:eastAsia="Arial" w:hAnsi="Arial"/>
